--- a/resume.docx
+++ b/resume.docx
@@ -43,7 +43,7 @@
           <w:sz w:val="22"/>
           <w:szCs w:val="22"/>
         </w:rPr>
-        <w:t>NLP算法工程师 / AI Agent应用架构 · 5年+经验 · 团队管理</w:t>
+        <w:t>NLP算法工程师 / AI Agent应用架构 · 6年+经验 · 团队管理</w:t>
       </w:r>
     </w:p>
     <w:p>
@@ -211,7 +211,7 @@
           <w:insideH w:val="single" w:sz="4" w:space="0" w:color="auto"/>
           <w:insideV w:val="single" w:sz="4" w:space="0" w:color="auto"/>
         </w:tblBorders>
-        <w:tblLayout w:type="autofit"/>
+        <w:tblLayout w:type="fixed"/>
         <w:tblCellMar>
           <w:top w:w="0" w:type="dxa"/>
           <w:left w:w="10" w:type="dxa"/>
@@ -220,16 +220,16 @@
         </w:tblCellMar>
       </w:tblPr>
       <w:tblGrid>
-        <w:gridCol w:w="4750"/>
-        <w:gridCol w:w="4750"/>
+        <w:gridCol w:w="5875"/>
+        <w:gridCol w:w="3625"/>
       </w:tblGrid>
       <w:tr>
         <w:trPr>
-          <w:trHeight w:val="1228" w:hRule="atLeast"/>
+          <w:trHeight w:val="208" w:hRule="atLeast"/>
         </w:trPr>
         <w:tc>
           <w:tcPr>
-            <w:tcW w:w="4680" w:type="dxa"/>
+            <w:tcW w:w="5875" w:type="dxa"/>
             <w:tcBorders>
               <w:top w:val="single" w:sz="4" w:space="0" w:color="auto"/>
               <w:left w:val="single" w:sz="4" w:space="0" w:color="auto"/>
@@ -267,14 +267,8 @@
                 <w:sz w:val="24"/>
                 <w:szCs w:val="24"/>
               </w:rPr>
-              <w:t>985 · 保研</w:t>
+              <w:t xml:space="preserve">985（保研）  </w:t>
             </w:r>
-          </w:p>
-          <w:p>
-            <w:pPr>
-              <w:spacing w:before="60" w:after="60" w:line="360" w:lineRule="auto"/>
-              <w:jc w:val="left"/>
-            </w:pPr>
             <w:r>
               <w:rPr>
                 <w:rFonts w:ascii="微软雅黑" w:hAnsi="微软雅黑" w:eastAsia="微软雅黑" w:cs="微软雅黑"/>
@@ -288,7 +282,7 @@
         </w:tc>
         <w:tc>
           <w:tcPr>
-            <w:tcW w:w="4680" w:type="dxa"/>
+            <w:tcW w:w="3625" w:type="dxa"/>
             <w:tcBorders>
               <w:top w:val="single" w:sz="4" w:space="0" w:color="auto"/>
               <w:left w:val="single" w:sz="4" w:space="0" w:color="auto"/>
@@ -321,9 +315,12 @@
         </w:tc>
       </w:tr>
       <w:tr>
+        <w:trPr>
+          <w:trHeight w:val="480" w:hRule="atLeast"/>
+        </w:trPr>
         <w:tc>
           <w:tcPr>
-            <w:tcW w:w="4680" w:type="dxa"/>
+            <w:tcW w:w="5875" w:type="dxa"/>
             <w:tcBorders>
               <w:top w:val="single" w:sz="4" w:space="0" w:color="auto"/>
               <w:left w:val="single" w:sz="4" w:space="0" w:color="auto"/>
@@ -361,14 +358,8 @@
                 <w:sz w:val="24"/>
                 <w:szCs w:val="24"/>
               </w:rPr>
-              <w:t>211</w:t>
+              <w:t xml:space="preserve">211  </w:t>
             </w:r>
-          </w:p>
-          <w:p>
-            <w:pPr>
-              <w:spacing w:before="60" w:after="60" w:line="360" w:lineRule="auto"/>
-              <w:jc w:val="left"/>
-            </w:pPr>
             <w:r>
               <w:rPr>
                 <w:rFonts w:ascii="微软雅黑" w:hAnsi="微软雅黑" w:eastAsia="微软雅黑" w:cs="微软雅黑"/>
@@ -382,7 +373,7 @@
         </w:tc>
         <w:tc>
           <w:tcPr>
-            <w:tcW w:w="4680" w:type="dxa"/>
+            <w:tcW w:w="3625" w:type="dxa"/>
             <w:tcBorders>
               <w:top w:val="single" w:sz="4" w:space="0" w:color="auto"/>
               <w:left w:val="single" w:sz="4" w:space="0" w:color="auto"/>
@@ -547,7 +538,7 @@
           <w:sz w:val="22"/>
           <w:szCs w:val="22"/>
         </w:rPr>
-        <w:t xml:space="preserve">▪ </w:t>
+        <w:t>▪</w:t>
       </w:r>
       <w:r>
         <w:rPr>
@@ -583,7 +574,7 @@
           <w:sz w:val="22"/>
           <w:szCs w:val="22"/>
         </w:rPr>
-        <w:t xml:space="preserve">▪ </w:t>
+        <w:t>▪</w:t>
       </w:r>
       <w:r>
         <w:rPr>
@@ -607,7 +598,7 @@
       </w:r>
       <w:r>
         <w:rPr>
-          <w:rFonts w:ascii="微软雅黑" w:cs="微软雅黑"/>
+          <w:rFonts w:ascii="微软雅黑" w:hAnsi="Calibri" w:eastAsia="宋体" w:cs="微软雅黑" w:hAnsiTheme="minorHAnsi" w:eastAsiaTheme="minorEastAsia"/>
           <w:sz w:val="22"/>
           <w:szCs w:val="22"/>
         </w:rPr>
@@ -636,7 +627,7 @@
           <w:sz w:val="22"/>
           <w:szCs w:val="22"/>
         </w:rPr>
-        <w:t xml:space="preserve">▪ </w:t>
+        <w:t>▪</w:t>
       </w:r>
       <w:r>
         <w:rPr>
@@ -656,7 +647,24 @@
           <w:sz w:val="22"/>
           <w:szCs w:val="22"/>
         </w:rPr>
-        <w:t>：设计并实现多轮对话中的共指消解模块，解决医疗对话中指代词的精准回指，对话理解准确率提升15%</w:t>
+        <w:t>：设计实现多轮对话中的共指消解模块，SRGA算法优化，优化</w:t>
+      </w:r>
+      <w:r>
+        <w:rPr>
+          <w:rFonts w:ascii="微软雅黑" w:cs="微软雅黑"/>
+          <w:sz w:val="22"/>
+          <w:szCs w:val="22"/>
+        </w:rPr>
+        <w:t>大模型应用之前</w:t>
+      </w:r>
+      <w:r>
+        <w:rPr>
+          <w:rFonts w:ascii="微软雅黑" w:hAnsi="微软雅黑" w:eastAsia="微软雅黑" w:cs="微软雅黑"/>
+          <w:color w:val="2C3E50"/>
+          <w:sz w:val="22"/>
+          <w:szCs w:val="22"/>
+        </w:rPr>
+        <w:t>医疗对话中指代词的精准回指</w:t>
       </w:r>
     </w:p>
     <w:p>
@@ -672,7 +680,7 @@
           <w:sz w:val="22"/>
           <w:szCs w:val="22"/>
         </w:rPr>
-        <w:t xml:space="preserve">▪ </w:t>
+        <w:t>▪</w:t>
       </w:r>
       <w:r>
         <w:rPr>
@@ -692,7 +700,7 @@
           <w:sz w:val="22"/>
           <w:szCs w:val="22"/>
         </w:rPr>
-        <w:t>：负责医疗领域知识图谱的关系识别与关系抽取模块，构建覆盖症状-疾病-治疗的图谱网络</w:t>
+        <w:t>：负责医疗领域知识图谱的关系识别与关系抽取模块，构建覆盖症状-疾病-病因，症状-疾病-治疗方式的图谱网络</w:t>
       </w:r>
     </w:p>
     <w:p>
@@ -708,7 +716,7 @@
           <w:sz w:val="22"/>
           <w:szCs w:val="22"/>
         </w:rPr>
-        <w:t xml:space="preserve">▪ </w:t>
+        <w:t>▪</w:t>
       </w:r>
       <w:r>
         <w:rPr>
@@ -728,7 +736,7 @@
           <w:sz w:val="22"/>
           <w:szCs w:val="22"/>
         </w:rPr>
-        <w:t>：完成 BERT 系列模型到轻量化 BiLSTM 的知识蒸馏，模型体积压缩 90%，部署推理速度提升8倍</w:t>
+        <w:t>：完成 BERT 系列模型到轻量化 BiLSTM 的知识蒸馏，模型体积压缩 90%，部署推理速度提升8-12倍</w:t>
       </w:r>
     </w:p>
     <w:p>
@@ -744,7 +752,24 @@
           <w:sz w:val="24"/>
           <w:szCs w:val="24"/>
         </w:rPr>
-        <w:t>▎医疗大模型后训练与对齐（2023-2024）</w:t>
+        <w:t>▎医疗大模型后训练与对齐（2023-</w:t>
+      </w:r>
+      <w:r>
+        <w:rPr>
+          <w:rFonts w:ascii="微软雅黑" w:cs="微软雅黑"/>
+          <w:sz w:val="24"/>
+          <w:szCs w:val="24"/>
+        </w:rPr>
+        <w:t>至今</w:t>
+      </w:r>
+      <w:r>
+        <w:rPr>
+          <w:rFonts w:ascii="微软雅黑" w:hAnsi="微软雅黑" w:eastAsia="微软雅黑" w:cs="微软雅黑"/>
+          <w:color w:val="2C3E50"/>
+          <w:sz w:val="24"/>
+          <w:szCs w:val="24"/>
+        </w:rPr>
+        <w:t>）</w:t>
       </w:r>
     </w:p>
     <w:p>
@@ -760,7 +785,7 @@
           <w:sz w:val="22"/>
           <w:szCs w:val="22"/>
         </w:rPr>
-        <w:t xml:space="preserve">▪ </w:t>
+        <w:t>▪</w:t>
       </w:r>
       <w:r>
         <w:rPr>
@@ -780,7 +805,24 @@
           <w:sz w:val="22"/>
           <w:szCs w:val="22"/>
         </w:rPr>
-        <w:t>：落地DPO/GRPO/GSPO等多种 RLHF 算法，基于VLLM+TRL框架完成 Qwen系列模型的后训练，对齐后模型在医疗对话场景留联率不同科室提升5%-8%</w:t>
+        <w:t>：充分实验优化Qwen系列模型的后训练，数据筛选、构造、thinking注入和筛选，RL对齐数据构造和人工标注+改写，优化训练</w:t>
+      </w:r>
+      <w:r>
+        <w:rPr>
+          <w:rFonts w:ascii="微软雅黑" w:cs="微软雅黑"/>
+          <w:sz w:val="22"/>
+          <w:szCs w:val="22"/>
+        </w:rPr>
+        <w:t>多阶段sft+DPO/GRPO/GSPO算法，自主构建的eval bench datasets上进行测试，</w:t>
+      </w:r>
+      <w:r>
+        <w:rPr>
+          <w:rFonts w:ascii="微软雅黑" w:hAnsi="微软雅黑" w:eastAsia="微软雅黑" w:cs="微软雅黑"/>
+          <w:color w:val="2C3E50"/>
+          <w:sz w:val="22"/>
+          <w:szCs w:val="22"/>
+        </w:rPr>
+        <w:t>对齐后模型上线在医疗对话场景留联率不同科室提升5%-8%，</w:t>
       </w:r>
     </w:p>
     <w:p>
@@ -796,7 +838,7 @@
           <w:sz w:val="22"/>
           <w:szCs w:val="22"/>
         </w:rPr>
-        <w:t xml:space="preserve">▪ </w:t>
+        <w:t>▪</w:t>
       </w:r>
       <w:r>
         <w:rPr>
@@ -816,7 +858,24 @@
           <w:sz w:val="22"/>
           <w:szCs w:val="22"/>
         </w:rPr>
-        <w:t>：实现OPD、OPSD、SDFT等蒸馏方案，将72B教师模型能力迁移至 7B 学生模型，推理成本降低 80% 同时保留 90%+ 医疗对话能力</w:t>
+        <w:t>：实验优化训练OPD、OPSD、SDFT等蒸馏方案，将72B到7B（Qwen2.5）、32B到4B（Qwen3）、</w:t>
+      </w:r>
+      <w:r>
+        <w:rPr>
+          <w:rFonts w:ascii="微软雅黑" w:cs="微软雅黑"/>
+          <w:sz w:val="22"/>
+          <w:szCs w:val="22"/>
+        </w:rPr>
+        <w:t>32B到9B（Qwen3.5）等</w:t>
+      </w:r>
+      <w:r>
+        <w:rPr>
+          <w:rFonts w:ascii="微软雅黑" w:hAnsi="微软雅黑" w:eastAsia="微软雅黑" w:cs="微软雅黑"/>
+          <w:color w:val="2C3E50"/>
+          <w:sz w:val="22"/>
+          <w:szCs w:val="22"/>
+        </w:rPr>
+        <w:t>，推理成本降低 80% 同时保留 90%+医疗对话理解和遵循指令的能力，实验OPSD+GSPO的二阶段训练组合得到充分保留模型理解能力的基础上做multi lora的多科室组合构建。</w:t>
       </w:r>
     </w:p>
     <w:p>
@@ -832,7 +891,7 @@
           <w:sz w:val="22"/>
           <w:szCs w:val="22"/>
         </w:rPr>
-        <w:t xml:space="preserve">▪ </w:t>
+        <w:t>▪</w:t>
       </w:r>
       <w:r>
         <w:rPr>
@@ -868,7 +927,7 @@
           <w:sz w:val="22"/>
           <w:szCs w:val="22"/>
         </w:rPr>
-        <w:t xml:space="preserve">▪ </w:t>
+        <w:t>▪</w:t>
       </w:r>
       <w:r>
         <w:rPr>
@@ -920,7 +979,7 @@
           <w:sz w:val="22"/>
           <w:szCs w:val="22"/>
         </w:rPr>
-        <w:t xml:space="preserve">▪ </w:t>
+        <w:t>▪</w:t>
       </w:r>
       <w:r>
         <w:rPr>
@@ -940,7 +999,24 @@
           <w:sz w:val="22"/>
           <w:szCs w:val="22"/>
         </w:rPr>
-        <w:t>：设计并实现基于 LLM 的对话理解智能体，集成意图识别、实体抽取、情感分析等多能力</w:t>
+        <w:t>：设计并实现</w:t>
+      </w:r>
+      <w:r>
+        <w:rPr>
+          <w:rFonts w:ascii="微软雅黑" w:cs="微软雅黑"/>
+          <w:sz w:val="22"/>
+          <w:szCs w:val="22"/>
+        </w:rPr>
+        <w:t>医疗场景的</w:t>
+      </w:r>
+      <w:r>
+        <w:rPr>
+          <w:rFonts w:ascii="微软雅黑" w:hAnsi="微软雅黑" w:eastAsia="微软雅黑" w:cs="微软雅黑"/>
+          <w:color w:val="2C3E50"/>
+          <w:sz w:val="22"/>
+          <w:szCs w:val="22"/>
+        </w:rPr>
+        <w:t>对话理解Agent，集成意图识别、实体抽取等能力</w:t>
       </w:r>
     </w:p>
     <w:p>
@@ -956,27 +1032,27 @@
           <w:sz w:val="22"/>
           <w:szCs w:val="22"/>
         </w:rPr>
-        <w:t xml:space="preserve">▪ </w:t>
-      </w:r>
-      <w:r>
-        <w:rPr>
-          <w:rFonts w:ascii="微软雅黑" w:hAnsi="微软雅黑" w:eastAsia="微软雅黑" w:cs="微软雅黑"/>
-          <w:b/>
-          <w:bCs/>
-          <w:color w:val="2C3E50"/>
-          <w:sz w:val="22"/>
-          <w:szCs w:val="22"/>
-        </w:rPr>
-        <w:t>对话信息采集 Agent</w:t>
-      </w:r>
-      <w:r>
-        <w:rPr>
-          <w:rFonts w:ascii="微软雅黑" w:hAnsi="微软雅黑" w:eastAsia="微软雅黑" w:cs="微软雅黑"/>
-          <w:color w:val="2C3E50"/>
-          <w:sz w:val="22"/>
-          <w:szCs w:val="22"/>
-        </w:rPr>
-        <w:t>：开发面向医疗场景的信息主动采集智能体，信息完整率从 60% 提升至 92%</w:t>
+        <w:t>▪</w:t>
+      </w:r>
+      <w:r>
+        <w:rPr>
+          <w:rFonts w:ascii="微软雅黑" w:hAnsi="微软雅黑" w:eastAsia="微软雅黑" w:cs="微软雅黑"/>
+          <w:b/>
+          <w:bCs/>
+          <w:color w:val="2C3E50"/>
+          <w:sz w:val="22"/>
+          <w:szCs w:val="22"/>
+        </w:rPr>
+        <w:t>智能问答 Agent</w:t>
+      </w:r>
+      <w:r>
+        <w:rPr>
+          <w:rFonts w:ascii="微软雅黑" w:hAnsi="微软雅黑" w:eastAsia="微软雅黑" w:cs="微软雅黑"/>
+          <w:color w:val="2C3E50"/>
+          <w:sz w:val="22"/>
+          <w:szCs w:val="22"/>
+        </w:rPr>
+        <w:t>：构建科室专属问答智能体，结合 RAG 检索增强与知识图谱推理</w:t>
       </w:r>
     </w:p>
     <w:p>
@@ -992,27 +1068,27 @@
           <w:sz w:val="22"/>
           <w:szCs w:val="22"/>
         </w:rPr>
-        <w:t xml:space="preserve">▪ </w:t>
-      </w:r>
-      <w:r>
-        <w:rPr>
-          <w:rFonts w:ascii="微软雅黑" w:hAnsi="微软雅黑" w:eastAsia="微软雅黑" w:cs="微软雅黑"/>
-          <w:b/>
-          <w:bCs/>
-          <w:color w:val="2C3E50"/>
-          <w:sz w:val="22"/>
-          <w:szCs w:val="22"/>
-        </w:rPr>
-        <w:t>智能问答 Agent</w:t>
-      </w:r>
-      <w:r>
-        <w:rPr>
-          <w:rFonts w:ascii="微软雅黑" w:hAnsi="微软雅黑" w:eastAsia="微软雅黑" w:cs="微软雅黑"/>
-          <w:color w:val="2C3E50"/>
-          <w:sz w:val="22"/>
-          <w:szCs w:val="22"/>
-        </w:rPr>
-        <w:t>：构建科室专属问答智能体，结合 RAG 检索增强与知识图谱推理</w:t>
+        <w:t>▪</w:t>
+      </w:r>
+      <w:r>
+        <w:rPr>
+          <w:rFonts w:ascii="微软雅黑" w:hAnsi="微软雅黑" w:eastAsia="微软雅黑" w:cs="微软雅黑"/>
+          <w:b/>
+          <w:bCs/>
+          <w:color w:val="2C3E50"/>
+          <w:sz w:val="22"/>
+          <w:szCs w:val="22"/>
+        </w:rPr>
+        <w:t>对话质检 Agent</w:t>
+      </w:r>
+      <w:r>
+        <w:rPr>
+          <w:rFonts w:ascii="微软雅黑" w:hAnsi="微软雅黑" w:eastAsia="微软雅黑" w:cs="微软雅黑"/>
+          <w:color w:val="2C3E50"/>
+          <w:sz w:val="22"/>
+          <w:szCs w:val="22"/>
+        </w:rPr>
+        <w:t>：实现基于 LLM 的对话质量自动审查智能体，替代 70% 人工抽检工作量</w:t>
       </w:r>
     </w:p>
     <w:p>
@@ -1028,27 +1104,27 @@
           <w:sz w:val="22"/>
           <w:szCs w:val="22"/>
         </w:rPr>
-        <w:t xml:space="preserve">▪ </w:t>
-      </w:r>
-      <w:r>
-        <w:rPr>
-          <w:rFonts w:ascii="微软雅黑" w:hAnsi="微软雅黑" w:eastAsia="微软雅黑" w:cs="微软雅黑"/>
-          <w:b/>
-          <w:bCs/>
-          <w:color w:val="2C3E50"/>
-          <w:sz w:val="22"/>
-          <w:szCs w:val="22"/>
-        </w:rPr>
-        <w:t>对话质检 Agent</w:t>
-      </w:r>
-      <w:r>
-        <w:rPr>
-          <w:rFonts w:ascii="微软雅黑" w:hAnsi="微软雅黑" w:eastAsia="微软雅黑" w:cs="微软雅黑"/>
-          <w:color w:val="2C3E50"/>
-          <w:sz w:val="22"/>
-          <w:szCs w:val="22"/>
-        </w:rPr>
-        <w:t>：实现基于 LLM 的对话质量自动审查智能体，替代 70% 人工抽检工作量</w:t>
+        <w:t>▪</w:t>
+      </w:r>
+      <w:r>
+        <w:rPr>
+          <w:rFonts w:ascii="微软雅黑" w:hAnsi="微软雅黑" w:eastAsia="微软雅黑" w:cs="微软雅黑"/>
+          <w:b/>
+          <w:bCs/>
+          <w:color w:val="2C3E50"/>
+          <w:sz w:val="22"/>
+          <w:szCs w:val="22"/>
+        </w:rPr>
+        <w:t>地址解析与补全 Agent</w:t>
+      </w:r>
+      <w:r>
+        <w:rPr>
+          <w:rFonts w:ascii="微软雅黑" w:hAnsi="微软雅黑" w:eastAsia="微软雅黑" w:cs="微软雅黑"/>
+          <w:color w:val="2C3E50"/>
+          <w:sz w:val="22"/>
+          <w:szCs w:val="22"/>
+        </w:rPr>
+        <w:t>：研发地址 NER 智能体，地址解析准确率达 96%+</w:t>
       </w:r>
     </w:p>
     <w:p>
@@ -1064,27 +1140,27 @@
           <w:sz w:val="22"/>
           <w:szCs w:val="22"/>
         </w:rPr>
-        <w:t xml:space="preserve">▪ </w:t>
-      </w:r>
-      <w:r>
-        <w:rPr>
-          <w:rFonts w:ascii="微软雅黑" w:hAnsi="微软雅黑" w:eastAsia="微软雅黑" w:cs="微软雅黑"/>
-          <w:b/>
-          <w:bCs/>
-          <w:color w:val="2C3E50"/>
-          <w:sz w:val="22"/>
-          <w:szCs w:val="22"/>
-        </w:rPr>
-        <w:t>地址解析与补全 Agent</w:t>
-      </w:r>
-      <w:r>
-        <w:rPr>
-          <w:rFonts w:ascii="微软雅黑" w:hAnsi="微软雅黑" w:eastAsia="微软雅黑" w:cs="微软雅黑"/>
-          <w:color w:val="2C3E50"/>
-          <w:sz w:val="22"/>
-          <w:szCs w:val="22"/>
-        </w:rPr>
-        <w:t>：研发地址 NER 智能体，地址解析准确率达 96%+</w:t>
+        <w:t>▪</w:t>
+      </w:r>
+      <w:r>
+        <w:rPr>
+          <w:rFonts w:ascii="微软雅黑" w:hAnsi="微软雅黑" w:eastAsia="微软雅黑" w:cs="微软雅黑"/>
+          <w:b/>
+          <w:bCs/>
+          <w:color w:val="2C3E50"/>
+          <w:sz w:val="22"/>
+          <w:szCs w:val="22"/>
+        </w:rPr>
+        <w:t>非医疗领域扩展</w:t>
+      </w:r>
+      <w:r>
+        <w:rPr>
+          <w:rFonts w:ascii="微软雅黑" w:hAnsi="微软雅黑" w:eastAsia="微软雅黑" w:cs="微软雅黑"/>
+          <w:color w:val="2C3E50"/>
+          <w:sz w:val="22"/>
+          <w:szCs w:val="22"/>
+        </w:rPr>
+        <w:t>：为摄影、教育、家装等行业客户配置对话工作流</w:t>
       </w:r>
     </w:p>
     <w:p>
@@ -1100,43 +1176,7 @@
           <w:sz w:val="22"/>
           <w:szCs w:val="22"/>
         </w:rPr>
-        <w:t xml:space="preserve">▪ </w:t>
-      </w:r>
-      <w:r>
-        <w:rPr>
-          <w:rFonts w:ascii="微软雅黑" w:hAnsi="微软雅黑" w:eastAsia="微软雅黑" w:cs="微软雅黑"/>
-          <w:b/>
-          <w:bCs/>
-          <w:color w:val="2C3E50"/>
-          <w:sz w:val="22"/>
-          <w:szCs w:val="22"/>
-        </w:rPr>
-        <w:t>非医疗领域扩展</w:t>
-      </w:r>
-      <w:r>
-        <w:rPr>
-          <w:rFonts w:ascii="微软雅黑" w:hAnsi="微软雅黑" w:eastAsia="微软雅黑" w:cs="微软雅黑"/>
-          <w:color w:val="2C3E50"/>
-          <w:sz w:val="22"/>
-          <w:szCs w:val="22"/>
-        </w:rPr>
-        <w:t>：为摄影、教育、家装等行业客户配置对话工作流</w:t>
-      </w:r>
-    </w:p>
-    <w:p>
-      <w:pPr>
-        <w:spacing w:before="40" w:after="40" w:line="320" w:lineRule="auto"/>
-        <w:ind w:left="360" w:hanging="180"/>
-        <w:jc w:val="left"/>
-      </w:pPr>
-      <w:r>
-        <w:rPr>
-          <w:rFonts w:ascii="微软雅黑" w:hAnsi="微软雅黑" w:eastAsia="微软雅黑" w:cs="微软雅黑"/>
-          <w:color w:val="2980B9"/>
-          <w:sz w:val="22"/>
-          <w:szCs w:val="22"/>
-        </w:rPr>
-        <w:t xml:space="preserve">▪ </w:t>
+        <w:t>▪</w:t>
       </w:r>
       <w:r>
         <w:rPr>
@@ -1212,118 +1252,9 @@
         <w:gridCol w:w="4750"/>
       </w:tblGrid>
       <w:tr>
-        <w:tc>
-          <w:tcPr>
-            <w:tcW w:w="4680" w:type="dxa"/>
-            <w:tcBorders>
-              <w:top w:val="single" w:sz="4" w:space="0" w:color="auto"/>
-              <w:left w:val="single" w:sz="4" w:space="0" w:color="auto"/>
-              <w:bottom w:val="dashed" w:sz="0" w:space="0" w:color="EEEEEE"/>
-              <w:right w:val="single" w:sz="4" w:space="0" w:color="auto"/>
-            </w:tcBorders>
-            <w:tcMar>
-              <w:top w:w="80" w:type="dxa"/>
-              <w:left w:w="120" w:type="dxa"/>
-              <w:bottom w:w="80" w:type="dxa"/>
-              <w:right w:w="120" w:type="dxa"/>
-            </w:tcMar>
-          </w:tcPr>
-          <w:p>
-            <w:pPr>
-              <w:spacing w:before="60" w:after="60" w:line="360" w:lineRule="auto"/>
-              <w:jc w:val="left"/>
-            </w:pPr>
-            <w:bookmarkStart w:id="0" w:name="_GoBack"/>
-            <w:r>
-              <w:rPr>
-                <w:rFonts w:ascii="微软雅黑" w:hAnsi="微软雅黑" w:eastAsia="微软雅黑" w:cs="微软雅黑"/>
-                <w:b/>
-                <w:bCs/>
-                <w:color w:val="2C3E50"/>
-                <w:sz w:val="22"/>
-                <w:szCs w:val="22"/>
-              </w:rPr>
-              <w:t>2345</w:t>
-            </w:r>
-            <w:r>
-              <w:rPr>
-                <w:rFonts w:ascii="微软雅黑" w:hAnsi="微软雅黑" w:eastAsia="微软雅黑" w:cs="微软雅黑"/>
-                <w:b/>
-                <w:bCs/>
-                <w:color w:val="2C3E50"/>
-                <w:sz w:val="22"/>
-                <w:szCs w:val="22"/>
-              </w:rPr>
-              <w:t>（</w:t>
-            </w:r>
-            <w:r>
-              <w:rPr>
-                <w:rFonts w:ascii="微软雅黑" w:hAnsi="微软雅黑" w:eastAsia="微软雅黑" w:cs="微软雅黑"/>
-                <w:b/>
-                <w:bCs/>
-                <w:color w:val="2C3E50"/>
-                <w:sz w:val="22"/>
-                <w:szCs w:val="22"/>
-              </w:rPr>
-              <w:t>上海</w:t>
-            </w:r>
-            <w:r>
-              <w:rPr>
-                <w:rFonts w:ascii="微软雅黑" w:hAnsi="微软雅黑" w:eastAsia="微软雅黑" w:cs="微软雅黑"/>
-                <w:b/>
-                <w:bCs/>
-                <w:color w:val="2C3E50"/>
-                <w:sz w:val="22"/>
-                <w:szCs w:val="22"/>
-              </w:rPr>
-              <w:t>）</w:t>
-            </w:r>
-            <w:r>
-              <w:rPr>
-                <w:rFonts w:ascii="微软雅黑" w:hAnsi="微软雅黑" w:eastAsia="微软雅黑" w:cs="微软雅黑"/>
-                <w:color w:val="555555"/>
-                <w:sz w:val="22"/>
-                <w:szCs w:val="22"/>
-              </w:rPr>
-              <w:t xml:space="preserve">  算法工程师</w:t>
-            </w:r>
-            <w:bookmarkEnd w:id="0"/>
-          </w:p>
-        </w:tc>
-        <w:tc>
-          <w:tcPr>
-            <w:tcW w:w="4680" w:type="dxa"/>
-            <w:tcBorders>
-              <w:top w:val="single" w:sz="4" w:space="0" w:color="auto"/>
-              <w:left w:val="single" w:sz="4" w:space="0" w:color="auto"/>
-              <w:bottom w:val="dashed" w:sz="0" w:space="0" w:color="EEEEEE"/>
-              <w:right w:val="single" w:sz="4" w:space="0" w:color="auto"/>
-            </w:tcBorders>
-            <w:tcMar>
-              <w:top w:w="80" w:type="dxa"/>
-              <w:left w:w="120" w:type="dxa"/>
-              <w:bottom w:w="80" w:type="dxa"/>
-              <w:right w:w="120" w:type="dxa"/>
-            </w:tcMar>
-          </w:tcPr>
-          <w:p>
-            <w:pPr>
-              <w:spacing w:before="60" w:after="60" w:line="360" w:lineRule="auto"/>
-              <w:jc w:val="left"/>
-            </w:pPr>
-            <w:r>
-              <w:rPr>
-                <w:rFonts w:ascii="微软雅黑" w:hAnsi="微软雅黑" w:eastAsia="微软雅黑" w:cs="微软雅黑"/>
-                <w:color w:val="2C3E50"/>
-                <w:sz w:val="22"/>
-                <w:szCs w:val="22"/>
-              </w:rPr>
-              <w:t>2019.10 - 2020.03</w:t>
-            </w:r>
-          </w:p>
-        </w:tc>
-      </w:tr>
-      <w:tr>
+        <w:trPr>
+          <w:trHeight w:val="435" w:hRule="atLeast"/>
+        </w:trPr>
         <w:tc>
           <w:tcPr>
             <w:tcW w:w="4680" w:type="dxa"/>
@@ -1528,7 +1459,7 @@
           <w:sz w:val="20"/>
           <w:szCs w:val="20"/>
         </w:rPr>
-        <w:t>、实体识别、文本分类、RAG、Few-Shot Learning、Prompt Engineering</w:t>
+        <w:t>、实体识别、文本分类、RAG、Prompt Engineering</w:t>
       </w:r>
     </w:p>
     <w:p>
@@ -1657,6 +1588,27 @@
       <w:pPr>
         <w:spacing w:before="200" w:after="0"/>
         <w:jc w:val="left"/>
+      </w:pPr>
+      <w:r>
+        <w:rPr>
+          <w:rFonts w:ascii="微软雅黑" w:cs="微软雅黑"/>
+          <w:sz w:val="24"/>
+          <w:szCs w:val="24"/>
+        </w:rPr>
+        <w:t>证书&amp;专利</w:t>
+      </w:r>
+    </w:p>
+    <w:p>
+      <w:pPr>
+        <w:spacing w:before="200"/>
+      </w:pPr>
+      <w:r>
+        <w:t>中级算法工程师（厦门市）、5+篇授权专利（文本分类算法、大模型后训练、Agent等方面）</w:t>
+      </w:r>
+    </w:p>
+    <w:p>
+      <w:pPr>
+        <w:spacing w:before="200"/>
       </w:pPr>
     </w:p>
     <w:p>
@@ -1693,7 +1645,7 @@
           <w:insideH w:val="single" w:sz="4" w:space="0" w:color="auto"/>
           <w:insideV w:val="single" w:sz="4" w:space="0" w:color="auto"/>
         </w:tblBorders>
-        <w:tblLayout w:type="autofit"/>
+        <w:tblLayout w:type="fixed"/>
         <w:tblCellMar>
           <w:top w:w="0" w:type="dxa"/>
           <w:left w:w="10" w:type="dxa"/>
@@ -1702,13 +1654,16 @@
         </w:tblCellMar>
       </w:tblPr>
       <w:tblGrid>
-        <w:gridCol w:w="4750"/>
-        <w:gridCol w:w="4750"/>
+        <w:gridCol w:w="4525"/>
+        <w:gridCol w:w="4975"/>
       </w:tblGrid>
       <w:tr>
+        <w:trPr>
+          <w:trHeight w:val="1230" w:hRule="atLeast"/>
+        </w:trPr>
         <w:tc>
           <w:tcPr>
-            <w:tcW w:w="4680" w:type="dxa"/>
+            <w:tcW w:w="4525" w:type="dxa"/>
             <w:tcBorders>
               <w:top w:val="single" w:sz="0" w:space="0" w:color="EEF0F2"/>
               <w:left w:val="single" w:sz="0" w:space="0" w:color="EEF0F2"/>
@@ -1756,7 +1711,7 @@
         </w:tc>
         <w:tc>
           <w:tcPr>
-            <w:tcW w:w="4680" w:type="dxa"/>
+            <w:tcW w:w="4975" w:type="dxa"/>
             <w:tcBorders>
               <w:top w:val="single" w:sz="0" w:space="0" w:color="EEF0F2"/>
               <w:left w:val="single" w:sz="0" w:space="0" w:color="EEF0F2"/>
@@ -1806,7 +1761,7 @@
       <w:tr>
         <w:tc>
           <w:tcPr>
-            <w:tcW w:w="4680" w:type="dxa"/>
+            <w:tcW w:w="4525" w:type="dxa"/>
             <w:tcBorders>
               <w:top w:val="single" w:sz="0" w:space="0" w:color="EEF0F2"/>
               <w:left w:val="single" w:sz="0" w:space="0" w:color="EEF0F2"/>
@@ -1854,7 +1809,7 @@
         </w:tc>
         <w:tc>
           <w:tcPr>
-            <w:tcW w:w="4680" w:type="dxa"/>
+            <w:tcW w:w="4975" w:type="dxa"/>
             <w:tcBorders>
               <w:top w:val="single" w:sz="0" w:space="0" w:color="EEF0F2"/>
               <w:left w:val="single" w:sz="0" w:space="0" w:color="EEF0F2"/>
@@ -1911,7 +1866,6 @@
     <w:sectPr>
       <w:pgSz w:w="11906" w:h="16838"/>
       <w:pgMar w:top="1000" w:right="1200" w:bottom="1000" w:left="1200" w:header="708" w:footer="708" w:gutter="0"/>
-      <w:cols w:space="720"/>
       <w:docGrid w:linePitch="360" w:charSpace="0"/>
     </w:sectPr>
   </w:body>
